--- a/estimate_perday_template_anual.docx
+++ b/estimate_perday_template_anual.docx
@@ -1367,7 +1367,25 @@
                 <w:lang w:val="en-US"/>
               </w:rPr>
               <w:br/>
-              <w:t>{{EVENT_GUESTS}} Guests</w:t>
+              <w:t>{{</w:t>
+            </w:r>
+            <w:r>
+              <w:rPr>
+                <w:rFonts w:ascii="Open Sans" w:eastAsia="Aptos" w:hAnsi="Open Sans" w:cs="Open Sans"/>
+                <w:sz w:val="17"/>
+                <w:szCs w:val="17"/>
+                <w:lang w:val="en-US"/>
+              </w:rPr>
+              <w:t>DAILY_GUESTS</w:t>
+            </w:r>
+            <w:r>
+              <w:rPr>
+                <w:rFonts w:ascii="Open Sans" w:eastAsia="Aptos" w:hAnsi="Open Sans" w:cs="Open Sans"/>
+                <w:sz w:val="17"/>
+                <w:szCs w:val="17"/>
+                <w:lang w:val="en-US"/>
+              </w:rPr>
+              <w:t>}} Guests</w:t>
             </w:r>
           </w:p>
           <w:p>
@@ -3820,7 +3838,6 @@
   <w:style w:type="character" w:default="1" w:styleId="Fuentedeprrafopredeter">
     <w:name w:val="Default Paragraph Font"/>
     <w:uiPriority w:val="1"/>
-    <w:semiHidden/>
     <w:unhideWhenUsed/>
   </w:style>
   <w:style w:type="table" w:default="1" w:styleId="Tablanormal">
